--- a/network/file/广州华立学院作业模板-暂行.docx
+++ b/network/file/广州华立学院作业模板-暂行.docx
@@ -7,7 +7,6 @@
         <w:spacing w:after="0" w:line="360" w:lineRule="auto"/>
         <w:jc w:val="center"/>
         <w:rPr>
-          <w:rFonts w:hint="eastAsia"/>
           <w:sz w:val="24"/>
         </w:rPr>
       </w:pPr>
@@ -51,9 +50,6 @@
       <w:pPr>
         <w:spacing w:after="0" w:line="240" w:lineRule="auto"/>
         <w:jc w:val="both"/>
-        <w:rPr>
-          <w:rFonts w:hint="eastAsia"/>
-        </w:rPr>
       </w:pPr>
       <w:r>
         <w:rPr>
@@ -84,9 +80,6 @@
       <w:pPr>
         <w:spacing w:after="0" w:line="240" w:lineRule="auto"/>
         <w:jc w:val="both"/>
-        <w:rPr>
-          <w:rFonts w:hint="eastAsia"/>
-        </w:rPr>
       </w:pPr>
       <w:r>
         <w:rPr>
@@ -164,7 +157,6 @@
         <w:spacing w:after="0" w:line="240" w:lineRule="auto"/>
         <w:jc w:val="center"/>
         <w:rPr>
-          <w:rFonts w:hint="eastAsia"/>
           <w:sz w:val="20"/>
           <w:szCs w:val="20"/>
         </w:rPr>
@@ -253,12 +245,27 @@
       <w:pPr>
         <w:spacing w:after="0" w:line="240" w:lineRule="auto"/>
         <w:jc w:val="both"/>
+        <w:rPr>
+          <w:rFonts w:hint="eastAsia"/>
+        </w:rPr>
       </w:pPr>
       <w:r>
         <w:rPr>
           <w:rFonts w:hint="eastAsia"/>
         </w:rPr>
         <w:t>答：</w:t>
+      </w:r>
+      <w:r>
+        <w:rPr>
+          <w:rFonts w:hint="eastAsia"/>
+        </w:rPr>
+        <w:t>11</w:t>
+      </w:r>
+      <w:r>
+        <w:rPr>
+          <w:rFonts w:hint="eastAsia"/>
+        </w:rPr>
+        <w:t>号</w:t>
       </w:r>
     </w:p>
     <w:p>
@@ -266,7 +273,6 @@
         <w:spacing w:after="0" w:line="240" w:lineRule="auto"/>
         <w:jc w:val="center"/>
         <w:rPr>
-          <w:rFonts w:hint="eastAsia"/>
           <w:sz w:val="20"/>
           <w:szCs w:val="20"/>
         </w:rPr>
@@ -302,6 +308,14 @@
           <w:szCs w:val="20"/>
         </w:rPr>
         <w:t xml:space="preserve"> </w:t>
+      </w:r>
+      <w:r>
+        <w:rPr>
+          <w:rFonts w:hint="eastAsia"/>
+          <w:sz w:val="20"/>
+          <w:szCs w:val="20"/>
+        </w:rPr>
+        <w:t>10</w:t>
       </w:r>
       <w:r>
         <w:rPr>
@@ -331,7 +345,133 @@
           </w:tcPr>
           <w:p>
             <w:pPr>
+              <w:jc w:val="center"/>
+            </w:pPr>
+          </w:p>
+        </w:tc>
+        <w:tc>
+          <w:tcPr>
+            <w:tcW w:w="2074" w:type="dxa"/>
+          </w:tcPr>
+          <w:p>
+            <w:pPr>
+              <w:jc w:val="center"/>
+            </w:pPr>
+          </w:p>
+        </w:tc>
+        <w:tc>
+          <w:tcPr>
+            <w:tcW w:w="2074" w:type="dxa"/>
+          </w:tcPr>
+          <w:p>
+            <w:pPr>
+              <w:jc w:val="center"/>
+            </w:pPr>
+          </w:p>
+        </w:tc>
+        <w:tc>
+          <w:tcPr>
+            <w:tcW w:w="2074" w:type="dxa"/>
+          </w:tcPr>
+          <w:p>
+            <w:pPr>
+              <w:jc w:val="center"/>
+            </w:pPr>
+          </w:p>
+        </w:tc>
+      </w:tr>
+      <w:tr>
+        <w:tc>
+          <w:tcPr>
+            <w:tcW w:w="2074" w:type="dxa"/>
+          </w:tcPr>
+          <w:p>
+            <w:pPr>
+              <w:jc w:val="center"/>
+            </w:pPr>
+          </w:p>
+        </w:tc>
+        <w:tc>
+          <w:tcPr>
+            <w:tcW w:w="2074" w:type="dxa"/>
+          </w:tcPr>
+          <w:p>
+            <w:pPr>
               <w:jc w:val="both"/>
+            </w:pPr>
+          </w:p>
+        </w:tc>
+        <w:tc>
+          <w:tcPr>
+            <w:tcW w:w="2074" w:type="dxa"/>
+          </w:tcPr>
+          <w:p>
+            <w:pPr>
+              <w:jc w:val="both"/>
+            </w:pPr>
+          </w:p>
+        </w:tc>
+        <w:tc>
+          <w:tcPr>
+            <w:tcW w:w="2074" w:type="dxa"/>
+          </w:tcPr>
+          <w:p>
+            <w:pPr>
+              <w:jc w:val="both"/>
+            </w:pPr>
+          </w:p>
+        </w:tc>
+      </w:tr>
+      <w:tr>
+        <w:tc>
+          <w:tcPr>
+            <w:tcW w:w="2074" w:type="dxa"/>
+          </w:tcPr>
+          <w:p>
+            <w:pPr>
+              <w:jc w:val="center"/>
+            </w:pPr>
+          </w:p>
+        </w:tc>
+        <w:tc>
+          <w:tcPr>
+            <w:tcW w:w="2074" w:type="dxa"/>
+          </w:tcPr>
+          <w:p>
+            <w:pPr>
+              <w:jc w:val="both"/>
+            </w:pPr>
+          </w:p>
+        </w:tc>
+        <w:tc>
+          <w:tcPr>
+            <w:tcW w:w="2074" w:type="dxa"/>
+          </w:tcPr>
+          <w:p>
+            <w:pPr>
+              <w:jc w:val="both"/>
+            </w:pPr>
+          </w:p>
+        </w:tc>
+        <w:tc>
+          <w:tcPr>
+            <w:tcW w:w="2074" w:type="dxa"/>
+          </w:tcPr>
+          <w:p>
+            <w:pPr>
+              <w:jc w:val="both"/>
+            </w:pPr>
+          </w:p>
+        </w:tc>
+      </w:tr>
+      <w:tr>
+        <w:tc>
+          <w:tcPr>
+            <w:tcW w:w="2074" w:type="dxa"/>
+          </w:tcPr>
+          <w:p>
+            <w:pPr>
+              <w:jc w:val="center"/>
             </w:pPr>
           </w:p>
         </w:tc>
@@ -377,9 +517,6 @@
       <w:pPr>
         <w:spacing w:after="0" w:line="240" w:lineRule="auto"/>
         <w:jc w:val="both"/>
-        <w:rPr>
-          <w:rFonts w:hint="eastAsia"/>
-        </w:rPr>
       </w:pPr>
     </w:p>
     <w:sectPr>
@@ -404,9 +541,6 @@
     <w:p>
       <w:pPr>
         <w:spacing w:after="0" w:line="240" w:lineRule="auto"/>
-        <w:rPr>
-          <w:rFonts w:hint="eastAsia"/>
-        </w:rPr>
       </w:pPr>
       <w:r>
         <w:separator/>
@@ -417,9 +551,6 @@
     <w:p>
       <w:pPr>
         <w:spacing w:after="0" w:line="240" w:lineRule="auto"/>
-        <w:rPr>
-          <w:rFonts w:hint="eastAsia"/>
-        </w:rPr>
       </w:pPr>
       <w:r>
         <w:continuationSeparator/>
@@ -434,9 +565,6 @@
   <w:p>
     <w:pPr>
       <w:pStyle w:val="af0"/>
-      <w:rPr>
-        <w:rFonts w:hint="eastAsia"/>
-      </w:rPr>
     </w:pPr>
   </w:p>
 </w:ftr>
@@ -450,7 +578,6 @@
       <w:spacing w:after="0"/>
       <w:jc w:val="center"/>
       <w:rPr>
-        <w:rFonts w:hint="eastAsia"/>
         <w:color w:val="156082" w:themeColor="accent1"/>
       </w:rPr>
     </w:pPr>
@@ -534,9 +661,6 @@
   <w:p>
     <w:pPr>
       <w:pStyle w:val="af0"/>
-      <w:rPr>
-        <w:rFonts w:hint="eastAsia"/>
-      </w:rPr>
     </w:pPr>
   </w:p>
 </w:ftr>
@@ -547,9 +671,6 @@
   <w:p>
     <w:pPr>
       <w:pStyle w:val="af0"/>
-      <w:rPr>
-        <w:rFonts w:hint="eastAsia"/>
-      </w:rPr>
     </w:pPr>
   </w:p>
 </w:ftr>
@@ -561,9 +682,6 @@
     <w:p>
       <w:pPr>
         <w:spacing w:after="0" w:line="240" w:lineRule="auto"/>
-        <w:rPr>
-          <w:rFonts w:hint="eastAsia"/>
-        </w:rPr>
       </w:pPr>
       <w:r>
         <w:separator/>
@@ -574,9 +692,6 @@
     <w:p>
       <w:pPr>
         <w:spacing w:after="0" w:line="240" w:lineRule="auto"/>
-        <w:rPr>
-          <w:rFonts w:hint="eastAsia"/>
-        </w:rPr>
       </w:pPr>
       <w:r>
         <w:continuationSeparator/>
@@ -591,9 +706,6 @@
   <w:p>
     <w:pPr>
       <w:pStyle w:val="ae"/>
-      <w:rPr>
-        <w:rFonts w:hint="eastAsia"/>
-      </w:rPr>
     </w:pPr>
   </w:p>
 </w:hdr>
@@ -630,9 +742,6 @@
           <w:pPr>
             <w:pStyle w:val="ae"/>
             <w:jc w:val="left"/>
-            <w:rPr>
-              <w:rFonts w:hint="eastAsia"/>
-            </w:rPr>
           </w:pPr>
           <w:r>
             <w:rPr>
@@ -650,9 +759,6 @@
         <w:p>
           <w:pPr>
             <w:pStyle w:val="ae"/>
-            <w:rPr>
-              <w:rFonts w:hint="eastAsia"/>
-            </w:rPr>
           </w:pPr>
           <w:r>
             <w:rPr>
@@ -712,9 +818,6 @@
           <w:pPr>
             <w:pStyle w:val="ae"/>
             <w:jc w:val="right"/>
-            <w:rPr>
-              <w:rFonts w:hint="eastAsia"/>
-            </w:rPr>
           </w:pPr>
           <w:r>
             <w:rPr>
@@ -729,9 +832,6 @@
   <w:p>
     <w:pPr>
       <w:pStyle w:val="ae"/>
-      <w:rPr>
-        <w:rFonts w:hint="eastAsia"/>
-      </w:rPr>
     </w:pPr>
   </w:p>
 </w:hdr>
@@ -742,9 +842,6 @@
   <w:p>
     <w:pPr>
       <w:pStyle w:val="ae"/>
-      <w:rPr>
-        <w:rFonts w:hint="eastAsia"/>
-      </w:rPr>
     </w:pPr>
   </w:p>
 </w:hdr>

--- a/network/file/广州华立学院作业模板-暂行.docx
+++ b/network/file/广州华立学院作业模板-暂行.docx
@@ -15,7 +15,14 @@
           <w:rFonts w:hint="eastAsia"/>
           <w:sz w:val="24"/>
         </w:rPr>
-        <w:t>第一张</w:t>
+        <w:t>第一</w:t>
+      </w:r>
+      <w:r>
+        <w:rPr>
+          <w:rFonts w:hint="eastAsia"/>
+          <w:sz w:val="24"/>
+        </w:rPr>
+        <w:t>章</w:t>
       </w:r>
       <w:r>
         <w:rPr>
@@ -245,9 +252,6 @@
       <w:pPr>
         <w:spacing w:after="0" w:line="240" w:lineRule="auto"/>
         <w:jc w:val="both"/>
-        <w:rPr>
-          <w:rFonts w:hint="eastAsia"/>
-        </w:rPr>
       </w:pPr>
       <w:r>
         <w:rPr>
